--- a/4-质量管理/流程制度规范类文件/040104-服务质量改进管理制度.docx
+++ b/4-质量管理/流程制度规范类文件/040104-服务质量改进管理制度.docx
@@ -427,7 +427,17 @@
                 <w:vertAlign w:val="baseline"/>
                 <w:lang w:val="en-US" w:eastAsia="zh-CN"/>
               </w:rPr>
-              <w:t>编制时间</w:t>
+              <w:t>审核</w:t>
+            </w:r>
+            <w:bookmarkStart w:id="21" w:name="_GoBack"/>
+            <w:bookmarkEnd w:id="21"/>
+            <w:r>
+              <w:rPr>
+                <w:rFonts w:hint="eastAsia"/>
+                <w:vertAlign w:val="baseline"/>
+                <w:lang w:val="en-US" w:eastAsia="zh-CN"/>
+              </w:rPr>
+              <w:t>时间</w:t>
             </w:r>
             <w:r>
               <w:rPr>
@@ -989,8 +999,6 @@
               </w:rPr>
               <w:t>赵维涵</w:t>
             </w:r>
-            <w:bookmarkStart w:id="21" w:name="_GoBack"/>
-            <w:bookmarkEnd w:id="21"/>
           </w:p>
         </w:tc>
         <w:tc>
